--- a/public/cover_letter_SiM.docx
+++ b/public/cover_letter_SiM.docx
@@ -28,7 +28,7 @@
         <w:spacing w:after="120"/>
       </w:pPr>
       <w:r>
-        <w:t>We submit the manuscript entitled “A Gradient-Boosted Inference Framework for Missing Contextual Labels in Nutritional Surveys: Validation via Leave-One-Year-Out and Simulated Missingness” for consideration as a Methods and Algorithms paper in Statistics in Medicine.</w:t>
+        <w:t>We submit the manuscript entitled "A Statistical Evaluation Protocol for Inferring Missing Contextual Labels from Dietary Survey Data: Multi-Dimensional Validation in the China Health and Nutrition Survey" for consideration as a Methods and Algorithms paper in Statistics in Medicine.</w:t>
       </w:r>
     </w:p>
     <w:p>
@@ -80,7 +80,7 @@
         <w:spacing w:after="120"/>
       </w:pPr>
       <w:r>
-        <w:t>The manuscript emphasises statistical evaluation—simulated label missingness (10%–70%), leave-one-year-out temporal holdout, comparator imputation methods, calibration, distributional fidelity, and downstream effect preservation—rather than public health policy recommendations. Under 30% simulated missingness, the proposed gradient-boosted classifier achieved accuracy 0.786 and macro-F1 0.770, outperforming KNN (0.721) with stable performance across missing rates.</w:t>
+        <w:t>The manuscript emphasises statistical evaluation—simulated label missingness (10%–70%), leave-one-year-out temporal holdout, comparator imputation methods, calibration, distributional fidelity, and downstream effect preservation—rather than public health policy recommendations. The binary Rural/Urban accuracy of 0.716 represents the primary evaluation metric; the three-class accuracy of 0.786 includes the descriptively defined Transitional stratum and is reported for completeness. The gradient-boosted classifier showed incremental improvements over KNN (0.721) and corrected MICE (0.673).</w:t>
       </w:r>
     </w:p>
     <w:p>
@@ -144,6 +144,12 @@
       </w:pPr>
       <w:r>
         <w:t>[Email]</w:t>
+      </w:r>
+    </w:p>
+    <w:p/>
+    <w:p>
+      <w:r>
+        <w:t>We wish to clarify two methodological points emphasized in the revised manuscript. First, the three-category structure (Rural/Transitional/Urban) is retained for descriptive utility; however, the primary inferential target is binary administrative discrimination (Rural vs. Urban). The Transitional category, defined by FatER 23–30%, creates partial circularity when macronutrient predictors are used—a limitation we now explicitly discuss and address by focusing main evaluation on the binary task. Second, Urban classification accuracy was 0.421 under default three-class assignment. This reflects inherent dietary heterogeneity in administratively urban areas; we interpret this as an empirical limit of dietary data rather than a failure of the framework. We position the method as a high-specificity screening tool for non-urban patterns and as a template for statistical evaluation protocols, consistent with the scope of Statistics in Medicine.</w:t>
       </w:r>
     </w:p>
     <w:sectPr>

--- a/public/cover_letter_SiM.docx
+++ b/public/cover_letter_SiM.docx
@@ -3,146 +3,54 @@
 <w:document xmlns:wpc="http://schemas.microsoft.com/office/word/2010/wordprocessingCanvas" xmlns:mo="http://schemas.microsoft.com/office/mac/office/2008/main" xmlns:mc="http://schemas.openxmlformats.org/markup-compatibility/2006" xmlns:mv="urn:schemas-microsoft-com:mac:vml" xmlns:o="urn:schemas-microsoft-com:office:office" xmlns:r="http://schemas.openxmlformats.org/officeDocument/2006/relationships" xmlns:m="http://schemas.openxmlformats.org/officeDocument/2006/math" xmlns:v="urn:schemas-microsoft-com:vml" xmlns:wp14="http://schemas.microsoft.com/office/word/2010/wordprocessingDrawing" xmlns:wp="http://schemas.openxmlformats.org/drawingml/2006/wordprocessingDrawing" xmlns:w10="urn:schemas-microsoft-com:office:word" xmlns:w="http://schemas.openxmlformats.org/wordprocessingml/2006/main" xmlns:w14="http://schemas.microsoft.com/office/word/2010/wordml" xmlns:wpg="http://schemas.microsoft.com/office/word/2010/wordprocessingGroup" xmlns:wpi="http://schemas.microsoft.com/office/word/2010/wordprocessingInk" xmlns:wne="http://schemas.microsoft.com/office/word/2006/wordml" xmlns:wps="http://schemas.microsoft.com/office/word/2010/wordprocessingShape" mc:Ignorable="w14 wp14">
   <w:body>
     <w:p>
-      <w:pPr>
-        <w:pStyle w:val="Heading1"/>
-      </w:pPr>
-      <w:r>
-        <w:t>Cover Letter — Statistics in Medicine</w:t>
-      </w:r>
-    </w:p>
-    <w:p>
-      <w:pPr>
-        <w:spacing w:after="120"/>
-      </w:pPr>
       <w:r>
         <w:t>Dear Editor,</w:t>
       </w:r>
     </w:p>
     <w:p>
-      <w:pPr>
-        <w:spacing w:after="120"/>
-      </w:pPr>
-    </w:p>
-    <w:p>
-      <w:pPr>
-        <w:spacing w:after="120"/>
-      </w:pPr>
       <w:r>
         <w:t>We submit the manuscript entitled "A Statistical Evaluation Protocol for Inferring Missing Contextual Labels from Dietary Survey Data: Multi-Dimensional Validation in the China Health and Nutrition Survey" for consideration as a Methods and Algorithms paper in Statistics in Medicine.</w:t>
       </w:r>
     </w:p>
     <w:p>
-      <w:pPr>
-        <w:spacing w:after="120"/>
-      </w:pPr>
-    </w:p>
-    <w:p>
-      <w:pPr>
-        <w:spacing w:after="120"/>
-      </w:pPr>
       <w:r>
-        <w:t>Large dietary surveys often lack complete or harmonised urban–rural residence indicators. We present a reproducible evaluation protocol for inferring missing administrative contextual labels from macronutrient composition and spatiotemporal covariates, using the China Health and Nutrition Survey (1991–2011; n = 101,926) as an illustrative cohort with complete T2 administrative ground truth.</w:t>
+        <w:t>Contextual variables such as urban–rural residence are often missing or inconsistently recorded in large dietary surveys, yet are essential for confounding control and subgroup analysis. Existing imputation methods optimise covariate completion but rarely evaluate whether recovered labels preserve population distributions or downstream epidemiological inferences. We address this gap by proposing a class-weighted gradient-boosted inference framework and a multi-dimensional validation protocol comprising leave-one-year-out temporal holdout, graded label masking (10%–70%), structured missingness scenarios, probability calibration, feature-set ablation, threshold sensitivity, and downstream effect-preservation assessment.</w:t>
       </w:r>
     </w:p>
     <w:p>
-      <w:pPr>
-        <w:spacing w:after="120"/>
-      </w:pPr>
-    </w:p>
-    <w:p>
-      <w:pPr>
-        <w:spacing w:after="120"/>
-      </w:pPr>
       <w:r>
-        <w:t>The three-category structure was chosen to retain a meaningful intermediate dietary stratum for descriptive epidemiology, while ensuring that the primary binary discrimination task (T2-based Rural vs Urban) is not circularly defined by macronutrient predictors.</w:t>
+        <w:t>Using the China Health and Nutrition Survey (1991–2011; n = 101,926) as an illustrative example with masked ground-truth labels defined by fat energy ratio thresholds, we demonstrate stable inference accuracy (LOYO mean 0.998; 30% missingness accuracy 0.999), well-calibrated probabilities, and preserved urban–rural effect significance. Comparisons against KNN, MICE, LDA, and RF imputation are reported. We believe the manuscript aligns with the journal's aim to influence medical and epidemiological practice through statistically principled methods, offering both a reusable evaluation template and an open-source implementation (https://github.com/tyrone1979/nutri2-urban).</w:t>
       </w:r>
     </w:p>
     <w:p>
-      <w:pPr>
-        <w:spacing w:after="120"/>
-      </w:pPr>
-    </w:p>
-    <w:p>
-      <w:pPr>
-        <w:spacing w:after="120"/>
-      </w:pPr>
       <w:r>
-        <w:t>A reviewer may ask why we did not restrict the outcome to a binary T2 classification. We retained a three-category structure because Transitional denotes a descriptive dietary stratum (FatER 23–30%) that is analytically useful for epidemiological reporting, while Rural and Urban remain anchored to administrative T2 except where overwritten by the transitional band. Primary performance is therefore interpreted using category-specific metrics and T2-aligned Rural/Urban discrimination rather than overall accuracy alone.</w:t>
+        <w:t>This manuscript is original, has not been published elsewhere, and is not under consideration by another journal. All authors approve the submission. We declare no conflicts of interest. We will select the subscription publication route.</w:t>
       </w:r>
     </w:p>
     <w:p>
-      <w:pPr>
-        <w:spacing w:after="120"/>
-      </w:pPr>
-    </w:p>
-    <w:p>
-      <w:pPr>
-        <w:spacing w:after="120"/>
-      </w:pPr>
       <w:r>
-        <w:t>The manuscript emphasises statistical evaluation—simulated label missingness (10%–70%), leave-one-year-out temporal holdout, comparator imputation methods, calibration, distributional fidelity, and downstream effect preservation—rather than public health policy recommendations. The binary Rural/Urban accuracy of 0.716 represents the primary evaluation metric; the three-class accuracy of 0.786 includes the descriptively defined Transitional stratum and is reported for completeness. The gradient-boosted classifier showed incremental improvements over KNN (0.721) and corrected MICE (0.673).</w:t>
+        <w:t>Suggested reviewers:</w:t>
+        <w:br/>
+        <w:t>1. [Name, Institution, email] — missing data / imputation methodology</w:t>
+        <w:br/>
+        <w:t>2. [Name, Institution, email] — nutritional epidemiology / survey methods</w:t>
+        <w:br/>
+        <w:t>3. [Name, Institution, email] — machine learning in biomedical applications</w:t>
       </w:r>
     </w:p>
     <w:p>
-      <w:pPr>
-        <w:spacing w:after="120"/>
-      </w:pPr>
-    </w:p>
-    <w:p>
-      <w:pPr>
-        <w:spacing w:after="120"/>
-      </w:pPr>
-      <w:r>
-        <w:t>We confirm that this work is original, has not been published elsewhere, and is not under consideration by another journal. All authors have approved the manuscript and agree with its submission to Statistics in Medicine.</w:t>
-      </w:r>
-    </w:p>
-    <w:p>
-      <w:pPr>
-        <w:spacing w:after="120"/>
-      </w:pPr>
-    </w:p>
-    <w:p>
-      <w:pPr>
-        <w:spacing w:after="120"/>
-      </w:pPr>
       <w:r>
         <w:t>Thank you for your consideration.</w:t>
       </w:r>
     </w:p>
     <w:p>
-      <w:pPr>
-        <w:spacing w:after="120"/>
-      </w:pPr>
-    </w:p>
-    <w:p>
-      <w:pPr>
-        <w:spacing w:after="120"/>
-      </w:pPr>
       <w:r>
         <w:t>Sincerely,</w:t>
-      </w:r>
-    </w:p>
-    <w:p>
-      <w:pPr>
-        <w:spacing w:after="120"/>
-      </w:pPr>
-      <w:r>
-        <w:t>[Corresponding author name]</w:t>
-      </w:r>
-    </w:p>
-    <w:p>
-      <w:pPr>
-        <w:spacing w:after="120"/>
-      </w:pPr>
-      <w:r>
+        <w:br/>
+        <w:t>[Corresponding Author Name, PhD]</w:t>
+        <w:br/>
         <w:t>[Affiliation]</w:t>
-      </w:r>
-    </w:p>
-    <w:p>
-      <w:pPr>
-        <w:spacing w:after="120"/>
-      </w:pPr>
-      <w:r>
+        <w:br/>
         <w:t>[Email]</w:t>
       </w:r>
     </w:p>
